--- a/Artigo RSP/0-modelo_submissao-para-autores.docx
+++ b/Artigo RSP/0-modelo_submissao-para-autores.docx
@@ -144,6 +144,7 @@
           <w:szCs w:val="20"/>
         </w:rPr>
       </w:pPr>
+      <w:proofErr w:type="spellStart"/>
       <w:r>
         <w:rPr>
           <w:rFonts w:ascii="Times New Roman" w:hAnsi="Times New Roman" w:cs="Times New Roman"/>
@@ -153,6 +154,7 @@
         </w:rPr>
         <w:t>Resumen</w:t>
       </w:r>
+      <w:proofErr w:type="spellEnd"/>
       <w:r>
         <w:rPr>
           <w:rFonts w:ascii="Times New Roman" w:hAnsi="Times New Roman" w:cs="Times New Roman"/>
@@ -879,7 +881,17 @@
           <w:bCs/>
           <w:shd w:val="clear" w:color="auto" w:fill="FFFFFF"/>
         </w:rPr>
-        <w:t xml:space="preserve"> atualizada</w:t>
+        <w:t xml:space="preserve"> </w:t>
+      </w:r>
+      <w:proofErr w:type="gramStart"/>
+      <w:r>
+        <w:rPr>
+          <w:rFonts w:ascii="Times New Roman" w:hAnsi="Times New Roman" w:cs="Times New Roman"/>
+          <w:b/>
+          <w:bCs/>
+          <w:shd w:val="clear" w:color="auto" w:fill="FFFFFF"/>
+        </w:rPr>
+        <w:t>atualizada</w:t>
       </w:r>
       <w:r>
         <w:rPr>
@@ -893,6 +905,7 @@
         </w:rPr>
         <w:t>.</w:t>
       </w:r>
+      <w:proofErr w:type="gramEnd"/>
     </w:p>
     <w:p>
       <w:pPr>
@@ -1058,14 +1071,32 @@
           <w:b/>
           <w:bCs/>
         </w:rPr>
-        <w:t>Exemplo de Tabela/Table:</w:t>
-      </w:r>
+        <w:t>Exemplo de Tabela/</w:t>
+      </w:r>
+      <w:proofErr w:type="spellStart"/>
       <w:r>
         <w:rPr>
           <w:rFonts w:ascii="Times New Roman" w:hAnsi="Times New Roman" w:cs="Times New Roman"/>
           <w:b/>
           <w:bCs/>
         </w:rPr>
+        <w:t>Table</w:t>
+      </w:r>
+      <w:proofErr w:type="spellEnd"/>
+      <w:r>
+        <w:rPr>
+          <w:rFonts w:ascii="Times New Roman" w:hAnsi="Times New Roman" w:cs="Times New Roman"/>
+          <w:b/>
+          <w:bCs/>
+        </w:rPr>
+        <w:t>:</w:t>
+      </w:r>
+      <w:r>
+        <w:rPr>
+          <w:rFonts w:ascii="Times New Roman" w:hAnsi="Times New Roman" w:cs="Times New Roman"/>
+          <w:b/>
+          <w:bCs/>
+        </w:rPr>
         <w:t xml:space="preserve"> </w:t>
       </w:r>
       <w:r>
@@ -1120,7 +1151,14 @@
         <w:rPr>
           <w:rFonts w:ascii="Times New Roman" w:hAnsi="Times New Roman" w:cs="Times New Roman"/>
         </w:rPr>
-        <w:t>fonte 10</w:t>
+        <w:t xml:space="preserve">fonte </w:t>
+      </w:r>
+      <w:proofErr w:type="gramStart"/>
+      <w:r>
+        <w:rPr>
+          <w:rFonts w:ascii="Times New Roman" w:hAnsi="Times New Roman" w:cs="Times New Roman"/>
+        </w:rPr>
+        <w:t>10</w:t>
       </w:r>
       <w:r>
         <w:rPr>
@@ -1132,7 +1170,14 @@
         <w:rPr>
           <w:rFonts w:ascii="Times New Roman" w:hAnsi="Times New Roman" w:cs="Times New Roman"/>
         </w:rPr>
-        <w:t xml:space="preserve"> título fonte 12).</w:t>
+        <w:t xml:space="preserve"> título</w:t>
+      </w:r>
+      <w:proofErr w:type="gramEnd"/>
+      <w:r>
+        <w:rPr>
+          <w:rFonts w:ascii="Times New Roman" w:hAnsi="Times New Roman" w:cs="Times New Roman"/>
+        </w:rPr>
+        <w:t xml:space="preserve"> fonte 12).</w:t>
       </w:r>
     </w:p>
     <w:p>
@@ -1245,7 +1290,21 @@
         <w:rPr>
           <w:rFonts w:ascii="Times New Roman" w:hAnsi="Times New Roman" w:cs="Times New Roman"/>
         </w:rPr>
-        <w:t>(em modo editável e fonte 10;  título fonte 12).</w:t>
+        <w:t xml:space="preserve">(em modo editável e fonte </w:t>
+      </w:r>
+      <w:proofErr w:type="gramStart"/>
+      <w:r>
+        <w:rPr>
+          <w:rFonts w:ascii="Times New Roman" w:hAnsi="Times New Roman" w:cs="Times New Roman"/>
+        </w:rPr>
+        <w:t>10;  título</w:t>
+      </w:r>
+      <w:proofErr w:type="gramEnd"/>
+      <w:r>
+        <w:rPr>
+          <w:rFonts w:ascii="Times New Roman" w:hAnsi="Times New Roman" w:cs="Times New Roman"/>
+        </w:rPr>
+        <w:t xml:space="preserve"> fonte 12).</w:t>
       </w:r>
     </w:p>
     <w:p>
@@ -1662,11 +1721,19 @@
         </w:rPr>
         <w:t xml:space="preserve">, </w:t>
       </w:r>
-      <w:r>
-        <w:rPr>
-          <w:rFonts w:ascii="Times New Roman" w:hAnsi="Times New Roman" w:cs="Times New Roman"/>
-        </w:rPr>
-        <w:t xml:space="preserve">Informar o DOI quando disponível nas publicações referenciadas. </w:t>
+      <w:proofErr w:type="gramStart"/>
+      <w:r>
+        <w:rPr>
+          <w:rFonts w:ascii="Times New Roman" w:hAnsi="Times New Roman" w:cs="Times New Roman"/>
+        </w:rPr>
+        <w:t>Informar</w:t>
+      </w:r>
+      <w:proofErr w:type="gramEnd"/>
+      <w:r>
+        <w:rPr>
+          <w:rFonts w:ascii="Times New Roman" w:hAnsi="Times New Roman" w:cs="Times New Roman"/>
+        </w:rPr>
+        <w:t xml:space="preserve"> o DOI quando disponível nas publicações referenciadas. </w:t>
       </w:r>
     </w:p>
     <w:p>
@@ -1689,7 +1756,39 @@
           <w:rFonts w:ascii="Times New Roman" w:hAnsi="Times New Roman" w:cs="Times New Roman"/>
           <w:szCs w:val="24"/>
         </w:rPr>
-        <w:t xml:space="preserve"> inseridas ao final do texto, em ordem alfabética, com espaçamento entre linhas “simples”, espaçamento depois “12 pt” e tamanho da fonte 11.. Deve-se </w:t>
+        <w:t xml:space="preserve"> inseridas ao final do texto, em ordem alfabética, com espaçamento entre linhas “simples”, espaçamento depois “12 </w:t>
+      </w:r>
+      <w:proofErr w:type="spellStart"/>
+      <w:r>
+        <w:rPr>
+          <w:rFonts w:ascii="Times New Roman" w:hAnsi="Times New Roman" w:cs="Times New Roman"/>
+          <w:szCs w:val="24"/>
+        </w:rPr>
+        <w:t>pt</w:t>
+      </w:r>
+      <w:proofErr w:type="spellEnd"/>
+      <w:r>
+        <w:rPr>
+          <w:rFonts w:ascii="Times New Roman" w:hAnsi="Times New Roman" w:cs="Times New Roman"/>
+          <w:szCs w:val="24"/>
+        </w:rPr>
+        <w:t xml:space="preserve">” e tamanho da fonte </w:t>
+      </w:r>
+      <w:proofErr w:type="gramStart"/>
+      <w:r>
+        <w:rPr>
+          <w:rFonts w:ascii="Times New Roman" w:hAnsi="Times New Roman" w:cs="Times New Roman"/>
+          <w:szCs w:val="24"/>
+        </w:rPr>
+        <w:t>11..</w:t>
+      </w:r>
+      <w:proofErr w:type="gramEnd"/>
+      <w:r>
+        <w:rPr>
+          <w:rFonts w:ascii="Times New Roman" w:hAnsi="Times New Roman" w:cs="Times New Roman"/>
+          <w:szCs w:val="24"/>
+        </w:rPr>
+        <w:t xml:space="preserve"> Deve-se </w:t>
       </w:r>
       <w:r>
         <w:rPr>
@@ -1728,21 +1827,32 @@
           <w:u w:val="single"/>
           <w:shd w:val="clear" w:color="auto" w:fill="FFFFFF"/>
         </w:rPr>
-        <w:t>Exemplo ABNT :</w:t>
-      </w:r>
-    </w:p>
-    <w:p>
-      <w:pPr>
+        <w:t xml:space="preserve">Exemplo </w:t>
+      </w:r>
+      <w:proofErr w:type="gramStart"/>
+      <w:r>
         <w:rPr>
           <w:rFonts w:ascii="Times New Roman" w:hAnsi="Times New Roman" w:cs="Times New Roman"/>
           <w:b/>
           <w:u w:val="single"/>
           <w:shd w:val="clear" w:color="auto" w:fill="FFFFFF"/>
         </w:rPr>
-      </w:pPr>
+        <w:t>ABNT :</w:t>
+      </w:r>
+      <w:proofErr w:type="gramEnd"/>
     </w:p>
     <w:p>
       <w:pPr>
+        <w:rPr>
+          <w:rFonts w:ascii="Times New Roman" w:hAnsi="Times New Roman" w:cs="Times New Roman"/>
+          <w:b/>
+          <w:u w:val="single"/>
+          <w:shd w:val="clear" w:color="auto" w:fill="FFFFFF"/>
+        </w:rPr>
+      </w:pPr>
+    </w:p>
+    <w:p>
+      <w:pPr>
         <w:spacing w:after="240"/>
         <w:rPr>
           <w:rFonts w:ascii="Times New Roman" w:hAnsi="Times New Roman" w:cs="Times New Roman"/>
@@ -1756,7 +1866,25 @@
           <w:sz w:val="22"/>
           <w:shd w:val="clear" w:color="auto" w:fill="FFFFFF"/>
         </w:rPr>
-        <w:t xml:space="preserve">SILVA, Antonio Augusto Moura da. Intervenções precoces à redução de vulnerabilidades em melhora do desenvolvimento infantil. </w:t>
+        <w:t xml:space="preserve">SILVA, </w:t>
+      </w:r>
+      <w:proofErr w:type="spellStart"/>
+      <w:r>
+        <w:rPr>
+          <w:rFonts w:ascii="Times New Roman" w:hAnsi="Times New Roman" w:cs="Times New Roman"/>
+          <w:sz w:val="22"/>
+          <w:shd w:val="clear" w:color="auto" w:fill="FFFFFF"/>
+        </w:rPr>
+        <w:t>Antonio</w:t>
+      </w:r>
+      <w:proofErr w:type="spellEnd"/>
+      <w:r>
+        <w:rPr>
+          <w:rFonts w:ascii="Times New Roman" w:hAnsi="Times New Roman" w:cs="Times New Roman"/>
+          <w:sz w:val="22"/>
+          <w:shd w:val="clear" w:color="auto" w:fill="FFFFFF"/>
+        </w:rPr>
+        <w:t xml:space="preserve"> Augusto Moura da. Intervenções precoces à redução de vulnerabilidades em melhora do desenvolvimento infantil. </w:t>
       </w:r>
       <w:r>
         <w:rPr>
@@ -1824,7 +1952,23 @@
           <w:rFonts w:ascii="Times New Roman" w:hAnsi="Times New Roman" w:cs="Times New Roman"/>
           <w:sz w:val="22"/>
         </w:rPr>
-        <w:t xml:space="preserve">BAVARESCO, Agemir; BARBOSA, Evandro; ETCHEVERRY, Katia Martin (org.). </w:t>
+        <w:t xml:space="preserve">BAVARESCO, </w:t>
+      </w:r>
+      <w:proofErr w:type="spellStart"/>
+      <w:r>
+        <w:rPr>
+          <w:rFonts w:ascii="Times New Roman" w:hAnsi="Times New Roman" w:cs="Times New Roman"/>
+          <w:sz w:val="22"/>
+        </w:rPr>
+        <w:t>Agemir</w:t>
+      </w:r>
+      <w:proofErr w:type="spellEnd"/>
+      <w:r>
+        <w:rPr>
+          <w:rFonts w:ascii="Times New Roman" w:hAnsi="Times New Roman" w:cs="Times New Roman"/>
+          <w:sz w:val="22"/>
+        </w:rPr>
+        <w:t xml:space="preserve">; BARBOSA, Evandro; ETCHEVERRY, Katia Martin (org.). </w:t>
       </w:r>
       <w:r>
         <w:rPr>
@@ -1833,39 +1977,10 @@
           <w:bCs/>
           <w:sz w:val="22"/>
         </w:rPr>
-        <w:t>Projetos de filosofia</w:t>
-      </w:r>
-      <w:r>
-        <w:rPr>
-          <w:rFonts w:ascii="Times New Roman" w:hAnsi="Times New Roman" w:cs="Times New Roman"/>
-          <w:sz w:val="22"/>
-        </w:rPr>
-        <w:t>.Porto Alegre: EDIPUCRS, 2011. E-book (213 p.). (Coleção Filosofia). ISBN 978-85-397-0073-8. https://doi.org...  Disponível em: http://ebooks.pucrs.br/edipucrs/projetosdefilosofia.pdf. Acesso em: 21 ago. 2011.</w:t>
-      </w:r>
-    </w:p>
-    <w:p>
-      <w:pPr>
-        <w:rPr>
-          <w:rFonts w:ascii="Times New Roman" w:hAnsi="Times New Roman" w:cs="Times New Roman"/>
-          <w:sz w:val="22"/>
-        </w:rPr>
-      </w:pPr>
-    </w:p>
-    <w:p>
-      <w:pPr>
-        <w:rPr>
-          <w:rFonts w:ascii="Times New Roman" w:hAnsi="Times New Roman" w:cs="Times New Roman"/>
-          <w:sz w:val="22"/>
-        </w:rPr>
-      </w:pPr>
-    </w:p>
-    <w:p>
-      <w:pPr>
-        <w:rPr>
-          <w:rFonts w:ascii="Times New Roman" w:hAnsi="Times New Roman" w:cs="Times New Roman"/>
-          <w:sz w:val="22"/>
-        </w:rPr>
-      </w:pPr>
+        <w:t xml:space="preserve">Projetos de </w:t>
+      </w:r>
+      <w:proofErr w:type="spellStart"/>
+      <w:proofErr w:type="gramStart"/>
       <w:r>
         <w:rPr>
           <w:rFonts w:ascii="Times New Roman" w:hAnsi="Times New Roman" w:cs="Times New Roman"/>
@@ -1873,14 +1988,23 @@
           <w:bCs/>
           <w:sz w:val="22"/>
         </w:rPr>
-        <w:t>NOTAS</w:t>
+        <w:t>filosofia</w:t>
       </w:r>
       <w:r>
         <w:rPr>
           <w:rFonts w:ascii="Times New Roman" w:hAnsi="Times New Roman" w:cs="Times New Roman"/>
           <w:sz w:val="22"/>
         </w:rPr>
-        <w:t> </w:t>
+        <w:t>.Porto</w:t>
+      </w:r>
+      <w:proofErr w:type="spellEnd"/>
+      <w:proofErr w:type="gramEnd"/>
+      <w:r>
+        <w:rPr>
+          <w:rFonts w:ascii="Times New Roman" w:hAnsi="Times New Roman" w:cs="Times New Roman"/>
+          <w:sz w:val="22"/>
+        </w:rPr>
+        <w:t xml:space="preserve"> Alegre: EDIPUCRS, 2011. E-book (213 p.). (Coleção Filosofia). ISBN 978-85-397-0073-8. https://doi.org...  Disponível em: http://ebooks.pucrs.br/edipucrs/projetosdefilosofia.pdf. Acesso em: 21 ago. 2011.</w:t>
       </w:r>
     </w:p>
     <w:p>
@@ -1890,13 +2014,6 @@
           <w:sz w:val="22"/>
         </w:rPr>
       </w:pPr>
-      <w:r>
-        <w:rPr>
-          <w:rFonts w:ascii="Times New Roman" w:hAnsi="Times New Roman" w:cs="Times New Roman"/>
-          <w:sz w:val="22"/>
-        </w:rPr>
-        <w:t>  </w:t>
-      </w:r>
     </w:p>
     <w:p>
       <w:pPr>
@@ -1905,13 +2022,6 @@
           <w:sz w:val="22"/>
         </w:rPr>
       </w:pPr>
-      <w:r>
-        <w:rPr>
-          <w:rFonts w:ascii="Times New Roman" w:hAnsi="Times New Roman" w:cs="Times New Roman"/>
-          <w:sz w:val="22"/>
-        </w:rPr>
-        <w:t>  </w:t>
-      </w:r>
     </w:p>
     <w:p>
       <w:pPr>
@@ -1927,7 +2037,7 @@
           <w:bCs/>
           <w:sz w:val="22"/>
         </w:rPr>
-        <w:t>APROVAÇÃO DE COMITÊ DE ÉTICA EM PESQUISA</w:t>
+        <w:t>NOTAS</w:t>
       </w:r>
       <w:r>
         <w:rPr>
@@ -1941,17 +2051,15 @@
       <w:pPr>
         <w:rPr>
           <w:rFonts w:ascii="Times New Roman" w:hAnsi="Times New Roman" w:cs="Times New Roman"/>
-          <w:color w:val="548DD4" w:themeColor="text2" w:themeTint="99"/>
           <w:sz w:val="22"/>
         </w:rPr>
       </w:pPr>
       <w:r>
         <w:rPr>
           <w:rFonts w:ascii="Times New Roman" w:hAnsi="Times New Roman" w:cs="Times New Roman"/>
-          <w:color w:val="548DD4" w:themeColor="text2" w:themeTint="99"/>
           <w:sz w:val="22"/>
         </w:rPr>
-        <w:t>(Exemplo: A pesquisa foi submetida à aprovação do comitê de ética da instituição de ensino e aprovada. O documento comprobatório foi submetido como documento suplementar.) </w:t>
+        <w:t>  </w:t>
       </w:r>
     </w:p>
     <w:p>
@@ -1983,7 +2091,7 @@
           <w:bCs/>
           <w:sz w:val="22"/>
         </w:rPr>
-        <w:t>CONFLITO DE INTERESSES </w:t>
+        <w:t>APROVAÇÃO DE COMITÊ DE ÉTICA EM PESQUISA</w:t>
       </w:r>
       <w:r>
         <w:rPr>
@@ -2007,7 +2115,22 @@
           <w:color w:val="548DD4" w:themeColor="text2" w:themeTint="99"/>
           <w:sz w:val="22"/>
         </w:rPr>
-        <w:t>(Exemplo: As pessoas autoras declaram não haver interesses conflitantes.) </w:t>
+        <w:t>(Exemplo: A pesquisa foi submetida à aprovação do comitê de ética da instituição de ensino e aprovada. O documento comprobatório foi submetido como documento suplementar.) </w:t>
+      </w:r>
+    </w:p>
+    <w:p>
+      <w:pPr>
+        <w:rPr>
+          <w:rFonts w:ascii="Times New Roman" w:hAnsi="Times New Roman" w:cs="Times New Roman"/>
+          <w:sz w:val="22"/>
+        </w:rPr>
+      </w:pPr>
+      <w:r>
+        <w:rPr>
+          <w:rFonts w:ascii="Times New Roman" w:hAnsi="Times New Roman" w:cs="Times New Roman"/>
+          <w:sz w:val="22"/>
+        </w:rPr>
+        <w:t>  </w:t>
       </w:r>
     </w:p>
     <w:p>
@@ -2024,14 +2147,31 @@
           <w:bCs/>
           <w:sz w:val="22"/>
         </w:rPr>
+        <w:t>CONFLITO DE INTERESSES </w:t>
+      </w:r>
+      <w:r>
+        <w:rPr>
+          <w:rFonts w:ascii="Times New Roman" w:hAnsi="Times New Roman" w:cs="Times New Roman"/>
+          <w:sz w:val="22"/>
+        </w:rPr>
         <w:t> </w:t>
       </w:r>
-      <w:r>
-        <w:rPr>
-          <w:rFonts w:ascii="Times New Roman" w:hAnsi="Times New Roman" w:cs="Times New Roman"/>
+    </w:p>
+    <w:p>
+      <w:pPr>
+        <w:rPr>
+          <w:rFonts w:ascii="Times New Roman" w:hAnsi="Times New Roman" w:cs="Times New Roman"/>
+          <w:color w:val="548DD4" w:themeColor="text2" w:themeTint="99"/>
           <w:sz w:val="22"/>
         </w:rPr>
-        <w:t> </w:t>
+      </w:pPr>
+      <w:r>
+        <w:rPr>
+          <w:rFonts w:ascii="Times New Roman" w:hAnsi="Times New Roman" w:cs="Times New Roman"/>
+          <w:color w:val="548DD4" w:themeColor="text2" w:themeTint="99"/>
+          <w:sz w:val="22"/>
+        </w:rPr>
+        <w:t>(Exemplo: As pessoas autoras declaram não haver interesses conflitantes.) </w:t>
       </w:r>
     </w:p>
     <w:p>
@@ -2048,7 +2188,7 @@
           <w:bCs/>
           <w:sz w:val="22"/>
         </w:rPr>
-        <w:t>DISPONIBILIDADE DE DADOS DE PESQUISA E OUTROS MATERIAIS </w:t>
+        <w:t> </w:t>
       </w:r>
       <w:r>
         <w:rPr>
@@ -2056,23 +2196,6 @@
           <w:sz w:val="22"/>
         </w:rPr>
         <w:t> </w:t>
-      </w:r>
-    </w:p>
-    <w:p>
-      <w:pPr>
-        <w:rPr>
-          <w:rFonts w:ascii="Times New Roman" w:hAnsi="Times New Roman" w:cs="Times New Roman"/>
-          <w:color w:val="548DD4" w:themeColor="text2" w:themeTint="99"/>
-          <w:sz w:val="22"/>
-        </w:rPr>
-      </w:pPr>
-      <w:r>
-        <w:rPr>
-          <w:rFonts w:ascii="Times New Roman" w:hAnsi="Times New Roman" w:cs="Times New Roman"/>
-          <w:color w:val="548DD4" w:themeColor="text2" w:themeTint="99"/>
-          <w:sz w:val="22"/>
-        </w:rPr>
-        <w:t>(Exemplo: link ou Os dados não podem ser compartilhados publicamente. Motivo: dados confidenciais dos participantes, não somente dados pessoais, mas informações sigilosas nas entrevistas.) </w:t>
       </w:r>
     </w:p>
     <w:p>
@@ -2089,14 +2212,49 @@
           <w:bCs/>
           <w:sz w:val="22"/>
         </w:rPr>
+        <w:t>DISPONIBILIDADE DE DADOS DE PESQUISA E OUTROS MATERIAIS </w:t>
+      </w:r>
+      <w:r>
+        <w:rPr>
+          <w:rFonts w:ascii="Times New Roman" w:hAnsi="Times New Roman" w:cs="Times New Roman"/>
+          <w:sz w:val="22"/>
+        </w:rPr>
         <w:t> </w:t>
       </w:r>
-      <w:r>
-        <w:rPr>
-          <w:rFonts w:ascii="Times New Roman" w:hAnsi="Times New Roman" w:cs="Times New Roman"/>
+    </w:p>
+    <w:p>
+      <w:pPr>
+        <w:rPr>
+          <w:rFonts w:ascii="Times New Roman" w:hAnsi="Times New Roman" w:cs="Times New Roman"/>
+          <w:color w:val="548DD4" w:themeColor="text2" w:themeTint="99"/>
           <w:sz w:val="22"/>
         </w:rPr>
-        <w:t> </w:t>
+      </w:pPr>
+      <w:r>
+        <w:rPr>
+          <w:rFonts w:ascii="Times New Roman" w:hAnsi="Times New Roman" w:cs="Times New Roman"/>
+          <w:color w:val="548DD4" w:themeColor="text2" w:themeTint="99"/>
+          <w:sz w:val="22"/>
+        </w:rPr>
+        <w:t>(Exemplo: link </w:t>
+      </w:r>
+      <w:proofErr w:type="gramStart"/>
+      <w:r>
+        <w:rPr>
+          <w:rFonts w:ascii="Times New Roman" w:hAnsi="Times New Roman" w:cs="Times New Roman"/>
+          <w:color w:val="548DD4" w:themeColor="text2" w:themeTint="99"/>
+          <w:sz w:val="22"/>
+        </w:rPr>
+        <w:t>ou Os</w:t>
+      </w:r>
+      <w:proofErr w:type="gramEnd"/>
+      <w:r>
+        <w:rPr>
+          <w:rFonts w:ascii="Times New Roman" w:hAnsi="Times New Roman" w:cs="Times New Roman"/>
+          <w:color w:val="548DD4" w:themeColor="text2" w:themeTint="99"/>
+          <w:sz w:val="22"/>
+        </w:rPr>
+        <w:t> dados não podem ser compartilhados publicamente. Motivo: dados confidenciais dos participantes, não somente dados pessoais, mas informações sigilosas nas entrevistas.) </w:t>
       </w:r>
     </w:p>
     <w:p>
@@ -2113,7 +2271,7 @@
           <w:bCs/>
           <w:sz w:val="22"/>
         </w:rPr>
-        <w:t>LICENÇA DE USO</w:t>
+        <w:t> </w:t>
       </w:r>
       <w:r>
         <w:rPr>
@@ -2131,22 +2289,21 @@
         </w:rPr>
       </w:pPr>
       <w:r>
-        <w:rPr>
-          <w:rFonts w:ascii="Times New Roman" w:hAnsi="Times New Roman" w:cs="Times New Roman"/>
-          <w:sz w:val="22"/>
-        </w:rPr>
-        <w:t>As autorias cedem à Revista do Serviço Público (RSP) os direitos exclusivos de primeira publicação, com o trabalho simultaneamente licenciado sob a Licença Creative Commons Atribuição Não-Comercial 4.0 Internacional (CC BY-NC 4.0). Esta licença permite que terceiros remixem, adaptem e criem a partir do trabalho publicado, atribuindo o devido crédito de autoria e publicação inicial neste periódico. As autorias têm autorização para assumir contratos adicionais separadamente, para distribuição não exclusiva da versão do trabalho publicada neste periódico (ex.: publicar em repositório institucional, em site pessoal, publicar uma tradução, ou como capítulo de livro), com reconhecimento de autoria e publicação inicial neste periódico. </w:t>
-      </w:r>
-    </w:p>
-    <w:p>
-      <w:pPr>
         <w:rPr>
           <w:rFonts w:ascii="Times New Roman" w:hAnsi="Times New Roman" w:cs="Times New Roman"/>
           <w:b/>
           <w:bCs/>
           <w:sz w:val="22"/>
         </w:rPr>
-      </w:pPr>
+        <w:t>LICENÇA DE USO</w:t>
+      </w:r>
+      <w:r>
+        <w:rPr>
+          <w:rFonts w:ascii="Times New Roman" w:hAnsi="Times New Roman" w:cs="Times New Roman"/>
+          <w:sz w:val="22"/>
+        </w:rPr>
+        <w:t> </w:t>
+      </w:r>
     </w:p>
     <w:p>
       <w:pPr>
@@ -2156,12 +2313,53 @@
         </w:rPr>
       </w:pPr>
       <w:r>
+        <w:rPr>
+          <w:rFonts w:ascii="Times New Roman" w:hAnsi="Times New Roman" w:cs="Times New Roman"/>
+          <w:sz w:val="22"/>
+        </w:rPr>
+        <w:t>As autorias cedem à Revista do Serviço Público (RSP) os direitos exclusivos de primeira publicação, com o trabalho simultaneamente licenciado sob a Licença </w:t>
+      </w:r>
+      <w:proofErr w:type="spellStart"/>
+      <w:r>
+        <w:rPr>
+          <w:rFonts w:ascii="Times New Roman" w:hAnsi="Times New Roman" w:cs="Times New Roman"/>
+          <w:sz w:val="22"/>
+        </w:rPr>
+        <w:t>Creative</w:t>
+      </w:r>
+      <w:proofErr w:type="spellEnd"/>
+      <w:r>
+        <w:rPr>
+          <w:rFonts w:ascii="Times New Roman" w:hAnsi="Times New Roman" w:cs="Times New Roman"/>
+          <w:sz w:val="22"/>
+        </w:rPr>
+        <w:t> Commons Atribuição Não-Comercial 4.0 Internacional (CC BY-NC 4.0). Esta licença permite que terceiros remixem, adaptem e criem a partir do trabalho publicado, atribuindo o devido crédito de autoria e publicação inicial neste periódico. As autorias têm autorização para assumir contratos adicionais separadamente, para distribuição não exclusiva da versão do trabalho publicada neste periódico (ex.: publicar em repositório institucional, em site pessoal, publicar uma tradução, ou como capítulo de livro), com reconhecimento de autoria e publicação inicial neste periódico. </w:t>
+      </w:r>
+    </w:p>
+    <w:p>
+      <w:pPr>
         <w:rPr>
           <w:rFonts w:ascii="Times New Roman" w:hAnsi="Times New Roman" w:cs="Times New Roman"/>
           <w:b/>
           <w:bCs/>
           <w:sz w:val="22"/>
         </w:rPr>
+      </w:pPr>
+    </w:p>
+    <w:p>
+      <w:pPr>
+        <w:rPr>
+          <w:rFonts w:ascii="Times New Roman" w:hAnsi="Times New Roman" w:cs="Times New Roman"/>
+          <w:sz w:val="22"/>
+        </w:rPr>
+      </w:pPr>
+      <w:r>
+        <w:rPr>
+          <w:rFonts w:ascii="Times New Roman" w:hAnsi="Times New Roman" w:cs="Times New Roman"/>
+          <w:b/>
+          <w:bCs/>
+          <w:sz w:val="22"/>
+        </w:rPr>
         <w:t>Copyright (c) 2026</w:t>
       </w:r>
       <w:r>
@@ -2171,6 +2369,7 @@
         </w:rPr>
         <w:t>.  Este trabalho está licenciado sob uma licença </w:t>
       </w:r>
+      <w:proofErr w:type="spellStart"/>
       <w:r>
         <w:rPr>
           <w:rFonts w:ascii="Times New Roman" w:hAnsi="Times New Roman" w:cs="Times New Roman"/>
@@ -2180,6 +2379,7 @@
         </w:rPr>
         <w:t>Creative</w:t>
       </w:r>
+      <w:proofErr w:type="spellEnd"/>
       <w:r>
         <w:rPr>
           <w:rFonts w:ascii="Times New Roman" w:hAnsi="Times New Roman" w:cs="Times New Roman"/>
@@ -2201,8 +2401,25 @@
           <w:rFonts w:ascii="Times New Roman" w:hAnsi="Times New Roman" w:cs="Times New Roman"/>
           <w:sz w:val="22"/>
         </w:rPr>
-        <w:t> Atribuição-NãoComercial 4.0 Internacional. Autores mantêm os direitos autorais e concedem à revista o direito de primeira publicação, com o trabalho licenciado sob a Licença </w:t>
-      </w:r>
+        <w:t> Atribuição-</w:t>
+      </w:r>
+      <w:proofErr w:type="spellStart"/>
+      <w:r>
+        <w:rPr>
+          <w:rFonts w:ascii="Times New Roman" w:hAnsi="Times New Roman" w:cs="Times New Roman"/>
+          <w:sz w:val="22"/>
+        </w:rPr>
+        <w:t>NãoComercial</w:t>
+      </w:r>
+      <w:proofErr w:type="spellEnd"/>
+      <w:r>
+        <w:rPr>
+          <w:rFonts w:ascii="Times New Roman" w:hAnsi="Times New Roman" w:cs="Times New Roman"/>
+          <w:sz w:val="22"/>
+        </w:rPr>
+        <w:t> 4.0 Internacional. Autores mantêm os direitos autorais e concedem à revista o direito de primeira publicação, com o trabalho licenciado sob a Licença </w:t>
+      </w:r>
+      <w:proofErr w:type="spellStart"/>
       <w:r>
         <w:rPr>
           <w:rFonts w:ascii="Times New Roman" w:hAnsi="Times New Roman" w:cs="Times New Roman"/>
@@ -2210,8 +2427,29 @@
           <w:iCs/>
           <w:sz w:val="22"/>
         </w:rPr>
-        <w:t>Creative Commons Attribution</w:t>
-      </w:r>
+        <w:t>Creative</w:t>
+      </w:r>
+      <w:proofErr w:type="spellEnd"/>
+      <w:r>
+        <w:rPr>
+          <w:rFonts w:ascii="Times New Roman" w:hAnsi="Times New Roman" w:cs="Times New Roman"/>
+          <w:i/>
+          <w:iCs/>
+          <w:sz w:val="22"/>
+        </w:rPr>
+        <w:t> Commons </w:t>
+      </w:r>
+      <w:proofErr w:type="spellStart"/>
+      <w:r>
+        <w:rPr>
+          <w:rFonts w:ascii="Times New Roman" w:hAnsi="Times New Roman" w:cs="Times New Roman"/>
+          <w:i/>
+          <w:iCs/>
+          <w:sz w:val="22"/>
+        </w:rPr>
+        <w:t>Attribution</w:t>
+      </w:r>
+      <w:proofErr w:type="spellEnd"/>
       <w:r>
         <w:rPr>
           <w:rFonts w:ascii="Times New Roman" w:hAnsi="Times New Roman" w:cs="Times New Roman"/>
@@ -5731,6 +5969,7 @@
   <w:style w:type="character" w:default="1" w:styleId="Fontepargpadro">
     <w:name w:val="Default Paragraph Font"/>
     <w:uiPriority w:val="1"/>
+    <w:semiHidden/>
     <w:unhideWhenUsed/>
   </w:style>
   <w:style w:type="table" w:default="1" w:styleId="Tabelanormal">
